--- a/docs/final/Zozin_P_A_VKR_Speech_10min.docx
+++ b/docs/final/Zozin_P_A_VKR_Speech_10min.docx
@@ -79,10 +79,7 @@
         <w:ind w:left="-5" w:right="8"/>
       </w:pPr>
       <w:r>
-        <w:t>В ра</w:t>
-      </w:r>
-      <w:r>
-        <w:t>мках работы была спроектирована и разработана информационная система "Пульс". Она предназначена для автоматизации основных процессов волонтерской организации и объединения данных о деятельности участников в едином информационном контуре.</w:t>
+        <w:t>В рамках работы была спроектирована и разработана информационная система "Пульс". Она предназначена для автоматизации основных процессов волонтерской организации и объединения данных о деятельности участников в едином информационном контуре.</w:t>
       </w:r>
     </w:p>
     <w:p>
@@ -91,23 +88,15 @@
         <w:ind w:left="-5"/>
       </w:pPr>
       <w:r>
-        <w:t>Слайд 2. Цель, объ</w:t>
-      </w:r>
-      <w:r>
-        <w:t>ект и предмет работы</w:t>
-      </w:r>
-    </w:p>
-    <w:p>
-      <w:pPr>
-        <w:ind w:left="-5" w:right="8"/>
-      </w:pPr>
-      <w:r>
-        <w:t xml:space="preserve">Актуальность работы связана с тем, что в волонтерских организациях часто используются разрозненные инструменты: таблицы, формы, мессенджеры и ручные списки. Из-за этого усложняется </w:t>
-      </w:r>
-      <w:bookmarkStart w:id="0" w:name="_GoBack"/>
-      <w:bookmarkEnd w:id="0"/>
-      <w:r>
-        <w:t>получение управленческой картины по деятельности организации.</w:t>
+        <w:t>Слайд 2. Цель, объект и предмет работы</w:t>
+      </w:r>
+    </w:p>
+    <w:p>
+      <w:pPr>
+        <w:ind w:left="-5" w:right="8"/>
+      </w:pPr>
+      <w:r>
+        <w:t>Актуальность работы связана с тем, что в волонтерских организациях часто используются разрозненные инструменты: таблицы, формы, мессенджеры и ручные списки. Из-за этого усложняется получение управленческой картины по деятельности организации.</w:t>
       </w:r>
     </w:p>
     <w:p>
@@ -123,10 +112,7 @@
         <w:ind w:left="-5" w:right="8"/>
       </w:pPr>
       <w:r>
-        <w:t>Объектом является процесс управления волонтер</w:t>
-      </w:r>
-      <w:r>
-        <w:t>ской деятельностью в организации.</w:t>
+        <w:t>Объектом является процесс управления волонтерской деятельностью в организации.</w:t>
       </w:r>
     </w:p>
     <w:p>
@@ -160,10 +146,7 @@
         <w:ind w:left="-5" w:right="8"/>
       </w:pPr>
       <w:r>
-        <w:t>Провести теоретико-информационный анализ управления во</w:t>
-      </w:r>
-      <w:r>
-        <w:t>лонтерской деятельностью, существующих решений и сформировать требования к системе.</w:t>
+        <w:t>Провести теоретико-информационный анализ управления волонтерской деятельностью, существующих решений и сформировать требования к системе.</w:t>
       </w:r>
     </w:p>
     <w:p>
@@ -180,10 +163,7 @@
         <w:ind w:left="-5" w:right="8"/>
       </w:pPr>
       <w:r>
-        <w:t>Провести проверку работос</w:t>
-      </w:r>
-      <w:r>
-        <w:t>пособности системы и анализ результатов ее эксплуатации на ключевых пользовательских сценариях.</w:t>
+        <w:t>Провести проверку работоспособности системы и анализ результатов ее эксплуатации на ключевых пользовательских сценариях.</w:t>
       </w:r>
     </w:p>
     <w:p>
@@ -256,10 +236,7 @@
       </w:r>
       <w:proofErr w:type="spellEnd"/>
       <w:r>
-        <w:t xml:space="preserve">" хорошо работает как </w:t>
-      </w:r>
-      <w:r>
-        <w:t>крупная публичная экосистема.</w:t>
+        <w:t>" хорошо работает как крупная публичная экосистема.</w:t>
       </w:r>
     </w:p>
     <w:p>
@@ -323,10 +300,7 @@
         <w:ind w:left="-5" w:right="8"/>
       </w:pPr>
       <w:r>
-        <w:t>Общий вывод состоит в том, что эти решения закрывают отдельные части процесса, но не дают локальной организации единого контура для управления ролями, заявками, задачами, подтвержденным вкладом, сертификатами и аналитикой. Поэтому в работе была спроектиров</w:t>
-      </w:r>
-      <w:r>
-        <w:t>ана собственная система, ориентированная на внутренние процессы волонтерской организации.</w:t>
+        <w:t>Общий вывод состоит в том, что эти решения закрывают отдельные части процесса, но не дают локальной организации единого контура для управления ролями, заявками, задачами, подтвержденным вкладом, сертификатами и аналитикой. Поэтому в работе была спроектирована собственная система, ориентированная на внутренние процессы волонтерской организации.</w:t>
       </w:r>
     </w:p>
     <w:p>
@@ -384,10 +358,7 @@
         <w:ind w:left="-5" w:right="8"/>
       </w:pPr>
       <w:r>
-        <w:t>Серверная часть реализо</w:t>
-      </w:r>
-      <w:r>
-        <w:t xml:space="preserve">вана на </w:t>
+        <w:t xml:space="preserve">Серверная часть реализована на </w:t>
       </w:r>
       <w:proofErr w:type="spellStart"/>
       <w:r>
@@ -411,7 +382,13 @@
       </w:r>
       <w:proofErr w:type="spellEnd"/>
       <w:r>
-        <w:t xml:space="preserve">. Взаимодействие между клиентом и сервером построено через REST API. Для авторизации используются JWT и </w:t>
+        <w:t>. Взаимодействие между клиентом и сер</w:t>
+      </w:r>
+      <w:r>
+        <w:t>вером построено через REST API, а</w:t>
+      </w:r>
+      <w:r>
+        <w:t xml:space="preserve"> авторизации используются JWT и </w:t>
       </w:r>
       <w:proofErr w:type="spellStart"/>
       <w:r>
@@ -419,19 +396,19 @@
       </w:r>
       <w:proofErr w:type="spellEnd"/>
       <w:r>
-        <w:t xml:space="preserve">-сессии, а значимые действия фиксируются в </w:t>
-      </w:r>
-      <w:proofErr w:type="spellStart"/>
-      <w:r>
-        <w:t>audit</w:t>
-      </w:r>
-      <w:proofErr w:type="spellEnd"/>
-      <w:r>
-        <w:t xml:space="preserve"> </w:t>
-      </w:r>
-      <w:proofErr w:type="spellStart"/>
-      <w:r>
-        <w:t>log</w:t>
+        <w:t>-сессии.</w:t>
+      </w:r>
+    </w:p>
+    <w:p>
+      <w:pPr>
+        <w:ind w:left="-5" w:right="8"/>
+      </w:pPr>
+      <w:r>
+        <w:t xml:space="preserve">В качестве базы данных используется </w:t>
+      </w:r>
+      <w:proofErr w:type="spellStart"/>
+      <w:r>
+        <w:t>PostgreSQL</w:t>
       </w:r>
       <w:proofErr w:type="spellEnd"/>
       <w:r>
@@ -443,26 +420,13 @@
         <w:ind w:left="-5" w:right="8"/>
       </w:pPr>
       <w:r>
-        <w:t xml:space="preserve">В качестве базы данных используется </w:t>
-      </w:r>
-      <w:proofErr w:type="spellStart"/>
-      <w:r>
-        <w:t>PostgreSQL</w:t>
-      </w:r>
-      <w:proofErr w:type="spellEnd"/>
-      <w:r>
-        <w:t>.</w:t>
-      </w:r>
-    </w:p>
-    <w:p>
-      <w:pPr>
-        <w:ind w:left="-5" w:right="8"/>
-      </w:pPr>
-      <w:r>
-        <w:t>Для запуска компо</w:t>
-      </w:r>
-      <w:r>
-        <w:t xml:space="preserve">нентов применяется </w:t>
+        <w:t xml:space="preserve">Для </w:t>
+      </w:r>
+      <w:r>
+        <w:t>сборки и запуска</w:t>
+      </w:r>
+      <w:r>
+        <w:t xml:space="preserve"> компонентов применяется </w:t>
       </w:r>
       <w:proofErr w:type="spellStart"/>
       <w:r>
@@ -504,21 +468,20 @@
         <w:ind w:left="-5" w:right="8"/>
       </w:pPr>
       <w:r>
-        <w:t>Отдельное внимание в р</w:t>
-      </w:r>
-      <w:r>
-        <w:t>аботе уделено проектированию базы данных. Для системы "Пульс" важно хранить не изолированные записи, а связанные сущности: пользователей, организации, роли, мероприятия, заявки, задачи, часы, достижения, сертификаты и отчеты.</w:t>
-      </w:r>
-    </w:p>
-    <w:p>
-      <w:pPr>
-        <w:ind w:left="-5" w:right="8"/>
-      </w:pPr>
-      <w:r>
-        <w:t>База данных спроектирована в р</w:t>
-      </w:r>
-      <w:r>
-        <w:t xml:space="preserve">еляционной модели </w:t>
+        <w:t xml:space="preserve">Отдельное внимание в работе уделено проектированию базы данных. Для системы "Пульс" важно хранить не изолированные записи, а связанные </w:t>
+      </w:r>
+      <w:proofErr w:type="gramStart"/>
+      <w:r>
+        <w:t>сущности:.</w:t>
+      </w:r>
+      <w:proofErr w:type="gramEnd"/>
+    </w:p>
+    <w:p>
+      <w:pPr>
+        <w:ind w:left="-5" w:right="8"/>
+      </w:pPr>
+      <w:r>
+        <w:t xml:space="preserve">База данных спроектирована в реляционной модели </w:t>
       </w:r>
       <w:proofErr w:type="spellStart"/>
       <w:r>
@@ -534,30 +497,7 @@
         <w:ind w:left="-5" w:right="8"/>
       </w:pPr>
       <w:r>
-        <w:t>На слайде приведен пример ER-диаграммы, отображающей связи таблиц для ролей и организаци</w:t>
-      </w:r>
-      <w:r>
-        <w:t>й. Эта часть схемы показывает, как пользователь связывается с организацией и получает определенную роль в ее контексте.</w:t>
-      </w:r>
-    </w:p>
-    <w:p>
-      <w:pPr>
-        <w:spacing w:after="248"/>
-        <w:ind w:left="-5" w:right="8"/>
-      </w:pPr>
-      <w:r>
-        <w:t xml:space="preserve">Такой подход нужен для </w:t>
-      </w:r>
-      <w:proofErr w:type="spellStart"/>
-      <w:r>
-        <w:t>многоорганизационной</w:t>
-      </w:r>
-      <w:proofErr w:type="spellEnd"/>
-      <w:r>
-        <w:t xml:space="preserve"> модели: один пользователь может участвовать в разных организациях и выполнять разные функции</w:t>
-      </w:r>
-      <w:r>
-        <w:t>, а права доступа должны определяться не только самим пользователем, но и конкретной организацией.</w:t>
+        <w:t>На слайде приведен пример ER-диаграммы, отображающей связи таблиц для ролей и организаций. Эта часть схемы показывает, как пользователь связывается с организацией и получает определенную роль в ее контексте.</w:t>
       </w:r>
     </w:p>
     <w:p>
@@ -582,43 +522,18 @@
         <w:ind w:left="-5" w:right="8"/>
       </w:pPr>
       <w:r>
-        <w:t>Сначала волонтер подает заявку на мероприятие. За</w:t>
-      </w:r>
-      <w:r>
-        <w:t>тем координатор рассматривает заявку и фиксирует участие. После этого система связывает мероприятие, задачу и запись времени. Координатор подтверждает часы по основанию, а "Пульс" начисляет достижения и позволяет сформировать сертификат.</w:t>
-      </w:r>
-    </w:p>
-    <w:p>
-      <w:pPr>
-        <w:ind w:left="-5" w:right="8"/>
-      </w:pPr>
-      <w:r>
-        <w:t>В результате руков</w:t>
-      </w:r>
-      <w:r>
-        <w:t>одитель видит KPI и может выгрузить отчет. Главный эффект этого сценария в том, что управленческие показатели строятся на подтвержденных операционных данных, а не на ручном сведении таблиц.</w:t>
-      </w:r>
-    </w:p>
-    <w:p>
-      <w:pPr>
-        <w:ind w:left="-5" w:right="8"/>
-      </w:pPr>
-      <w:r>
-        <w:t>В результате выполнения выпускной квалификационной работы была спр</w:t>
-      </w:r>
-      <w:r>
-        <w:t>оектирована и разработана информационная система "Пульс".</w:t>
-      </w:r>
-    </w:p>
-    <w:p>
-      <w:pPr>
-        <w:ind w:left="-5" w:right="8"/>
-      </w:pPr>
-      <w:r>
-        <w:t>Система объединяет заявки, мероприятия, задачи, учет часов, достижения, сертификаты и аналитику в едином информационном контуре. Практическая значимость состоит в том, что "Пульс" может использовать</w:t>
-      </w:r>
-      <w:r>
-        <w:t>ся как основа для автоматизации малых и средних волонтерских организаций, студенческих объединений и социальных проектов.</w:t>
+        <w:t>Сначала волонтер подает заявку на мероприятие. Затем координатор рассматривает заявку и фиксирует участие. После этого система связывает мероприятие, задачу и запись времени. Координатор подтверждает часы по основанию, а "Пульс" начисляет достижения и позволяет сформировать сертификат.</w:t>
+      </w:r>
+    </w:p>
+    <w:p>
+      <w:pPr>
+        <w:ind w:left="-5" w:right="8"/>
+      </w:pPr>
+      <w:r>
+        <w:t>В результате руководитель видит KPI и может выгрузить отчет. Главный эффект этого сценария в том, что управленческие показатели строятся на подтвержденных операционных данных, а не на ручном сведении таблиц.</w:t>
+      </w:r>
+      <w:r>
+        <w:br/>
       </w:r>
     </w:p>
     <w:p>
@@ -636,7 +551,6 @@
         <w:ind w:left="319" w:hanging="334"/>
       </w:pPr>
       <w:r>
-        <w:lastRenderedPageBreak/>
         <w:t>Демонстрация функционала</w:t>
       </w:r>
     </w:p>
@@ -666,15 +580,58 @@
         <w:ind w:left="-5" w:right="8"/>
       </w:pPr>
       <w:r>
-        <w:t>Сказать: "Сначала показываю сценарий со стороны волонтера. Он видит доступные мероприятия, открывает карточку мероприятия и подает заявку на участие".</w:t>
-      </w:r>
-    </w:p>
-    <w:p>
-      <w:pPr>
-        <w:ind w:left="-5" w:right="8"/>
-      </w:pPr>
-      <w:r>
-        <w:t>Показать: список мероприятий, карточку мероприятия, заявку или уже созданную заявку.</w:t>
+        <w:t>"Сначала продемонстрирую</w:t>
+      </w:r>
+      <w:r>
+        <w:t xml:space="preserve"> сценарий со стороны </w:t>
+      </w:r>
+      <w:proofErr w:type="spellStart"/>
+      <w:proofErr w:type="gramStart"/>
+      <w:r>
+        <w:t>волонтера.</w:t>
+      </w:r>
+      <w:r>
+        <w:t>После</w:t>
+      </w:r>
+      <w:proofErr w:type="spellEnd"/>
+      <w:proofErr w:type="gramEnd"/>
+      <w:r>
+        <w:t xml:space="preserve"> перехода на страницу событий он выбирает определенное мероприятие</w:t>
+      </w:r>
+      <w:r>
+        <w:t xml:space="preserve">, открывает </w:t>
+      </w:r>
+      <w:r>
+        <w:t xml:space="preserve">его </w:t>
+      </w:r>
+      <w:r>
+        <w:t>и подает заявку на участие".</w:t>
+      </w:r>
+    </w:p>
+    <w:p>
+      <w:pPr>
+        <w:ind w:left="-5" w:right="8"/>
+        <w:rPr>
+          <w:color w:val="A6A6A6" w:themeColor="background1" w:themeShade="A6"/>
+        </w:rPr>
+      </w:pPr>
+      <w:r>
+        <w:rPr>
+          <w:color w:val="A6A6A6" w:themeColor="background1" w:themeShade="A6"/>
+        </w:rPr>
+        <w:t>Показать: список мер</w:t>
+      </w:r>
+      <w:r>
+        <w:rPr>
+          <w:color w:val="A6A6A6" w:themeColor="background1" w:themeShade="A6"/>
+        </w:rPr>
+        <w:t>оприятий, карточку мероприятия и</w:t>
+      </w:r>
+      <w:r>
+        <w:rPr>
+          <w:color w:val="A6A6A6" w:themeColor="background1" w:themeShade="A6"/>
+        </w:rPr>
+        <w:t xml:space="preserve"> уже созданную заявку.</w:t>
       </w:r>
     </w:p>
     <w:p>
@@ -686,29 +643,67 @@
         <w:ind w:right="8" w:hanging="233"/>
       </w:pPr>
       <w:r>
-        <w:t>Переключиться на коо</w:t>
-      </w:r>
-      <w:r>
-        <w:t>рдинатора.</w:t>
-      </w:r>
-    </w:p>
-    <w:p>
-      <w:pPr>
-        <w:ind w:left="-5" w:right="8"/>
-      </w:pPr>
-      <w:r>
-        <w:t>Сказать: "Координатор видит заявки по мероприятию, принимает решение и фиксирует участие. На этом этапе намерение волонтера превращается в подтверждаемую операцию системы".</w:t>
-      </w:r>
-    </w:p>
-    <w:p>
-      <w:pPr>
-        <w:ind w:left="-5" w:right="8"/>
-      </w:pPr>
-      <w:r>
-        <w:t>Показать: вкладку заявок, изменение статуса, участников или посещаемость</w:t>
-      </w:r>
-      <w:r>
-        <w:t>.</w:t>
+        <w:t>Переключиться на координатора.</w:t>
+      </w:r>
+    </w:p>
+    <w:p>
+      <w:pPr>
+        <w:ind w:left="-5" w:right="8"/>
+      </w:pPr>
+      <w:r>
+        <w:t>Сказать: "</w:t>
+      </w:r>
+      <w:r>
+        <w:t xml:space="preserve">Далее мы зайдем под пользователем с ролью управляющего организацией. </w:t>
+      </w:r>
+      <w:r>
+        <w:t xml:space="preserve">Координатор </w:t>
+      </w:r>
+      <w:r>
+        <w:t>переходит на страницу заявок</w:t>
+      </w:r>
+      <w:r>
+        <w:t>,</w:t>
+      </w:r>
+      <w:r>
+        <w:t xml:space="preserve"> открывает детальную страницу </w:t>
+      </w:r>
+      <w:proofErr w:type="spellStart"/>
+      <w:r>
+        <w:t>мерприятия</w:t>
+      </w:r>
+      <w:proofErr w:type="spellEnd"/>
+      <w:r>
+        <w:t xml:space="preserve"> </w:t>
+      </w:r>
+      <w:proofErr w:type="gramStart"/>
+      <w:r>
+        <w:t xml:space="preserve">и </w:t>
+      </w:r>
+      <w:r>
+        <w:t xml:space="preserve"> фиксирует</w:t>
+      </w:r>
+      <w:proofErr w:type="gramEnd"/>
+      <w:r>
+        <w:t xml:space="preserve"> участие</w:t>
+      </w:r>
+      <w:r>
+        <w:t xml:space="preserve"> волонтеров, отклоняя или принимая заявки</w:t>
+      </w:r>
+      <w:r>
+        <w:t xml:space="preserve">. На этом этапе намерение волонтера превращается в подтверждаемую операцию системы". С этого момента волонтера </w:t>
+      </w:r>
+      <w:r>
+        <w:lastRenderedPageBreak/>
+        <w:t xml:space="preserve">можно назначать на выполнение определенных задач и у него появляется возможность вести учет потраченных на реализацию задач часов. </w:t>
+      </w:r>
+    </w:p>
+    <w:p>
+      <w:pPr>
+        <w:ind w:left="-5" w:right="8"/>
+      </w:pPr>
+      <w:r>
+        <w:t>Показать: вкладку заявок, изменение статуса, участников или посещаемость.</w:t>
       </w:r>
     </w:p>
     <w:p>
@@ -728,14 +723,60 @@
         <w:ind w:left="-5" w:right="8"/>
       </w:pPr>
       <w:r>
-        <w:t>Сказать: "После подтверждения часов данные попадают в профиль волонтера. Здесь виден подтвержденный вклад пользователя и его результаты в системе".</w:t>
-      </w:r>
-    </w:p>
-    <w:p>
-      <w:pPr>
-        <w:ind w:left="-5" w:right="8"/>
-      </w:pPr>
-      <w:r>
+        <w:t xml:space="preserve">"Далее </w:t>
+      </w:r>
+      <w:r>
+        <w:t>перейдем на детальную страницу</w:t>
+      </w:r>
+      <w:r>
+        <w:t xml:space="preserve"> учета часов </w:t>
+      </w:r>
+      <w:r>
+        <w:t>в задаче для добавления записей. В дальнейшем их можно будет утвердить</w:t>
+      </w:r>
+      <w:r>
+        <w:t xml:space="preserve"> координатором</w:t>
+      </w:r>
+      <w:r>
+        <w:t xml:space="preserve"> на странице «Мои часы»</w:t>
+      </w:r>
+      <w:r>
+        <w:t xml:space="preserve">. </w:t>
+      </w:r>
+      <w:r>
+        <w:br/>
+      </w:r>
+      <w:r>
+        <w:br/>
+      </w:r>
+      <w:r>
+        <w:rPr>
+          <w:color w:val="A6A6A6" w:themeColor="background1" w:themeShade="A6"/>
+        </w:rPr>
+        <w:t xml:space="preserve">(Добавляю часы на утверждение в задачах. Захожу на страницу «МОИ ЧАСЫ» и утверждаю заявки.) </w:t>
+      </w:r>
+      <w:r>
+        <w:rPr>
+          <w:color w:val="A6A6A6" w:themeColor="background1" w:themeShade="A6"/>
+        </w:rPr>
+        <w:br/>
+      </w:r>
+      <w:r>
+        <w:br/>
+        <w:t>После подтверждения часов данные попадают в профиль волонтера. Здесь виден подтвержденный вклад пользователя и его результаты в системе".</w:t>
+      </w:r>
+    </w:p>
+    <w:p>
+      <w:pPr>
+        <w:ind w:left="-5" w:right="8"/>
+        <w:rPr>
+          <w:color w:val="A6A6A6" w:themeColor="background1" w:themeShade="A6"/>
+        </w:rPr>
+      </w:pPr>
+      <w:r>
+        <w:rPr>
+          <w:color w:val="A6A6A6" w:themeColor="background1" w:themeShade="A6"/>
+        </w:rPr>
         <w:t>Показать: часы, профиль волонтера и итоговые показатели.</w:t>
       </w:r>
     </w:p>
@@ -748,25 +789,47 @@
         <w:ind w:right="8" w:hanging="233"/>
       </w:pPr>
       <w:r>
-        <w:t>Показа</w:t>
-      </w:r>
-      <w:r>
-        <w:t>ть сертификаты.</w:t>
-      </w:r>
-    </w:p>
-    <w:p>
-      <w:pPr>
-        <w:ind w:left="-5" w:right="8"/>
-      </w:pPr>
-      <w:r>
-        <w:t>Сказать: "Сертификат формируется не из произвольного значения, а на основании подтвержденных данных. У документа есть проверочный код".</w:t>
-      </w:r>
-    </w:p>
-    <w:p>
-      <w:pPr>
-        <w:ind w:left="-5" w:right="8"/>
-      </w:pPr>
-      <w:r>
+        <w:t>Показать сертификаты.</w:t>
+      </w:r>
+    </w:p>
+    <w:p>
+      <w:pPr>
+        <w:ind w:left="-5" w:right="8"/>
+      </w:pPr>
+      <w:r>
+        <w:t>Сказать: "Далее продемонстриру</w:t>
+      </w:r>
+      <w:r>
+        <w:t xml:space="preserve">ю страницу сертификатов. На ней, </w:t>
+      </w:r>
+      <w:r>
+        <w:t>на текущей версии есть</w:t>
+      </w:r>
+      <w:r>
+        <w:t>,</w:t>
+      </w:r>
+      <w:r>
+        <w:t xml:space="preserve"> возможность сформировать «Справку о часах» и «Справку участия». </w:t>
+      </w:r>
+      <w:r>
+        <w:br/>
+      </w:r>
+      <w:r>
+        <w:br/>
+        <w:t>Сертификат формируется не из произвольного значения, а на основании подтвержденных данных. У документа есть проверочный код".</w:t>
+      </w:r>
+    </w:p>
+    <w:p>
+      <w:pPr>
+        <w:ind w:left="-5" w:right="8"/>
+        <w:rPr>
+          <w:color w:val="A6A6A6" w:themeColor="background1" w:themeShade="A6"/>
+        </w:rPr>
+      </w:pPr>
+      <w:r>
+        <w:rPr>
+          <w:color w:val="A6A6A6" w:themeColor="background1" w:themeShade="A6"/>
+        </w:rPr>
         <w:t>Показать: список сертификатов, скачивание или публичную проверку по коду.</w:t>
       </w:r>
     </w:p>
@@ -787,17 +850,39 @@
         <w:ind w:left="-5" w:right="8"/>
       </w:pPr>
       <w:r>
-        <w:t>Сказать: "</w:t>
-      </w:r>
-      <w:r>
-        <w:t>На завершающем этапе руководитель видит показатели по мероприятиям, задачам, волонтерам и часам. Эти показатели строятся из той же операционной базы данных, через которую прошел сценарий".</w:t>
-      </w:r>
-    </w:p>
-    <w:p>
-      <w:pPr>
-        <w:ind w:left="-5" w:right="8"/>
-      </w:pPr>
-      <w:r>
+        <w:t xml:space="preserve">Сказать: "На завершающем этапе руководитель может перейти на страницу «Аналитика» </w:t>
+      </w:r>
+      <w:r>
+        <w:br/>
+      </w:r>
+      <w:r>
+        <w:br/>
+        <w:t xml:space="preserve">Тут он может </w:t>
+      </w:r>
+      <w:r>
+        <w:t>12 сводных отчетов по данным всей организации, а так же выгрузить ключевые списки по сущностям системы.</w:t>
+      </w:r>
+      <w:r>
+        <w:t xml:space="preserve"> Эти показатели строятся из </w:t>
+      </w:r>
+      <w:r>
+        <w:t>тех же данных</w:t>
+      </w:r>
+      <w:r>
+        <w:t>, через которую прошел сценарий".</w:t>
+      </w:r>
+    </w:p>
+    <w:p>
+      <w:pPr>
+        <w:ind w:left="-5" w:right="8"/>
+        <w:rPr>
+          <w:color w:val="A6A6A6" w:themeColor="background1" w:themeShade="A6"/>
+        </w:rPr>
+      </w:pPr>
+      <w:r>
+        <w:rPr>
+          <w:color w:val="A6A6A6" w:themeColor="background1" w:themeShade="A6"/>
+        </w:rPr>
         <w:t>Показать: аналитический экран, отчет или выгрузку.</w:t>
       </w:r>
     </w:p>
@@ -814,10 +899,7 @@
       </w:r>
       <w:proofErr w:type="spellStart"/>
       <w:r>
-        <w:t>геймифи</w:t>
-      </w:r>
-      <w:r>
-        <w:t>кацию</w:t>
+        <w:t>геймификацию</w:t>
       </w:r>
       <w:proofErr w:type="spellEnd"/>
       <w:r>
@@ -829,36 +911,130 @@
         <w:ind w:left="-5" w:right="8"/>
       </w:pPr>
       <w:r>
-        <w:t xml:space="preserve">Сказать: "Отдельно в системе реализована </w:t>
-      </w:r>
-      <w:proofErr w:type="spellStart"/>
-      <w:r>
-        <w:t>геймификация</w:t>
-      </w:r>
-      <w:proofErr w:type="spellEnd"/>
-      <w:r>
-        <w:t>. За активность и достижения пользователь получает баллы, уровень и монеты. Монеты можно использовать в корпоративном магазине: выбрать товар, добавить его в корзину и офор</w:t>
-      </w:r>
-      <w:r>
-        <w:t>мить заказ, а координатор или администратор затем обрабатывает этот заказ".</w:t>
+        <w:t xml:space="preserve">Сказать: </w:t>
+      </w:r>
+      <w:r>
+        <w:t xml:space="preserve">"Отдельно в системе реализован модуль </w:t>
+      </w:r>
+      <w:proofErr w:type="spellStart"/>
+      <w:r>
+        <w:t>геймификации</w:t>
+      </w:r>
+      <w:proofErr w:type="spellEnd"/>
+      <w:r>
+        <w:t xml:space="preserve">. За активность и достижения пользователь получает баллы, уровень и монеты. </w:t>
+      </w:r>
+      <w:r>
+        <w:br/>
+      </w:r>
+      <w:r>
+        <w:br/>
+        <w:t xml:space="preserve">Баллы </w:t>
+      </w:r>
+      <w:proofErr w:type="spellStart"/>
+      <w:r>
+        <w:t>влиют</w:t>
+      </w:r>
+      <w:proofErr w:type="spellEnd"/>
+      <w:r>
+        <w:t xml:space="preserve"> на положение волонтера в общем рейтинге. </w:t>
+      </w:r>
+      <w:r>
+        <w:br/>
+      </w:r>
+      <w:r>
+        <w:br/>
+      </w:r>
+      <w:r>
+        <w:t xml:space="preserve">Монеты можно использовать в корпоративном магазине: выбрать товар, добавить его в корзину и оформить заказ, а координатор или администратор </w:t>
+      </w:r>
+      <w:r>
+        <w:t>далее вручную его обрабатывает</w:t>
+      </w:r>
+      <w:r>
+        <w:t>".</w:t>
       </w:r>
     </w:p>
     <w:p>
       <w:pPr>
         <w:spacing w:after="248"/>
         <w:ind w:left="-5" w:right="8"/>
-      </w:pPr>
-      <w:r>
+        <w:rPr>
+          <w:color w:val="A6A6A6" w:themeColor="background1" w:themeShade="A6"/>
+        </w:rPr>
+      </w:pPr>
+      <w:r>
+        <w:rPr>
+          <w:color w:val="A6A6A6" w:themeColor="background1" w:themeShade="A6"/>
+        </w:rPr>
         <w:t xml:space="preserve">Показать: страницу достижений, прогресс уровня, </w:t>
       </w:r>
       <w:proofErr w:type="spellStart"/>
       <w:r>
+        <w:rPr>
+          <w:color w:val="A6A6A6" w:themeColor="background1" w:themeShade="A6"/>
+        </w:rPr>
         <w:t>лидерборд</w:t>
       </w:r>
       <w:proofErr w:type="spellEnd"/>
       <w:r>
+        <w:rPr>
+          <w:color w:val="A6A6A6" w:themeColor="background1" w:themeShade="A6"/>
+        </w:rPr>
         <w:t>, баланс монет, магазин наград, корзину или список заказов.</w:t>
       </w:r>
+    </w:p>
+    <w:p>
+      <w:pPr>
+        <w:pStyle w:val="a3"/>
+        <w:numPr>
+          <w:ilvl w:val="0"/>
+          <w:numId w:val="1"/>
+        </w:numPr>
+        <w:ind w:right="8"/>
+      </w:pPr>
+      <w:r>
+        <w:t xml:space="preserve">Показать </w:t>
+      </w:r>
+      <w:r>
+        <w:t>дополнительные разработанные модули</w:t>
+      </w:r>
+      <w:r>
+        <w:t>.</w:t>
+      </w:r>
+    </w:p>
+    <w:p>
+      <w:pPr>
+        <w:ind w:right="8"/>
+      </w:pPr>
+      <w:r>
+        <w:t>Помимо основных модулей, я добавил дополнительные информационные модули: новости и базу знаний. Они нужны для того, чтобы система была не только инструментом учета, но и полноценной внутренней платформой для коммуникации с участниками.</w:t>
+      </w:r>
+    </w:p>
+    <w:p>
+      <w:pPr>
+        <w:ind w:right="8"/>
+        <w:rPr>
+          <w:color w:val="A6A6A6" w:themeColor="background1" w:themeShade="A6"/>
+        </w:rPr>
+      </w:pPr>
+      <w:bookmarkStart w:id="0" w:name="_GoBack"/>
+      <w:r>
+        <w:rPr>
+          <w:color w:val="A6A6A6" w:themeColor="background1" w:themeShade="A6"/>
+        </w:rPr>
+        <w:t>Показать страницу с новостями и базу данных.</w:t>
+      </w:r>
+    </w:p>
+    <w:bookmarkEnd w:id="0"/>
+    <w:p>
+      <w:pPr>
+        <w:spacing w:after="248"/>
+        <w:ind w:left="-5" w:right="8"/>
+        <w:rPr>
+          <w:color w:val="A6A6A6" w:themeColor="background1" w:themeShade="A6"/>
+        </w:rPr>
+      </w:pPr>
     </w:p>
     <w:p>
       <w:pPr>
@@ -905,10 +1081,7 @@
         <w:ind w:left="-5" w:right="8"/>
       </w:pPr>
       <w:r>
-        <w:t>"В ходе работы была создана информационная система 'Пульс'. Она автоматизирует ключевые процессы волонтерской организации: м</w:t>
-      </w:r>
-      <w:r>
-        <w:t>ероприятия, заявки, задачи, учет часов, достижения, сертификаты и аналитику. Основной результат состоит в том, что данные проходят полный путь от действия пользователя до подтвержденного вклада и управленческого отчета. Спасибо за внимание."</w:t>
+        <w:t>"В ходе работы была создана информационная система 'Пульс'. Она автоматизирует ключевые процессы волонтерской организации: мероприятия, заявки, задачи, учет часов, достижения, сертификаты и аналитику. Основной результат состоит в том, что данные проходят полный путь от действия пользователя до подтвержденного вклада и управленческого отчета. Спасибо за внимание."</w:t>
       </w:r>
     </w:p>
     <w:sectPr>
@@ -1006,7 +1179,7 @@
         <w:color w:val="666666"/>
         <w:sz w:val="18"/>
       </w:rPr>
-      <w:t>1</w:t>
+      <w:t>4</w:t>
     </w:r>
     <w:r>
       <w:rPr>
@@ -1082,7 +1255,7 @@
 <file path=word/numbering.xml><?xml version="1.0" encoding="utf-8"?>
 <w:numbering xmlns:wpc="http://schemas.microsoft.com/office/word/2010/wordprocessingCanvas" xmlns:cx="http://schemas.microsoft.com/office/drawing/2014/chartex" xmlns:cx1="http://schemas.microsoft.com/office/drawing/2015/9/8/chartex" xmlns:mc="http://schemas.openxmlformats.org/markup-compatibility/2006" xmlns:o="urn:schemas-microsoft-com:office:office" xmlns:r="http://schemas.openxmlformats.org/officeDocument/2006/relationships" xmlns:m="http://schemas.openxmlformats.org/officeDocument/2006/math" xmlns:v="urn:schemas-microsoft-com:vml" xmlns:wp14="http://schemas.microsoft.com/office/word/2010/wordprocessingDrawing" xmlns:wp="http://schemas.openxmlformats.org/drawingml/2006/wordprocessingDrawing" xmlns:w10="urn:schemas-microsoft-com:office:word" xmlns:w="http://schemas.openxmlformats.org/wordprocessingml/2006/main" xmlns:w14="http://schemas.microsoft.com/office/word/2010/wordml" xmlns:w15="http://schemas.microsoft.com/office/word/2012/wordml" xmlns:w16se="http://schemas.microsoft.com/office/word/2015/wordml/symex" xmlns:wpg="http://schemas.microsoft.com/office/word/2010/wordprocessingGroup" xmlns:wpi="http://schemas.microsoft.com/office/word/2010/wordprocessingInk" xmlns:wne="http://schemas.microsoft.com/office/word/2006/wordml" xmlns:wps="http://schemas.microsoft.com/office/word/2010/wordprocessingShape" mc:Ignorable="w14 w15 w16se wp14">
   <w:abstractNum w:abstractNumId="0" w15:restartNumberingAfterBreak="0">
-    <w:nsid w:val="29F25166"/>
+    <w:nsid w:val="1AC41A74"/>
     <w:multiLevelType w:val="hybridMultilevel"/>
     <w:tmpl w:val="0FA4690A"/>
     <w:lvl w:ilvl="0" w:tplc="1BD40930">
@@ -1294,6 +1467,218 @@
     </w:lvl>
   </w:abstractNum>
   <w:abstractNum w:abstractNumId="1" w15:restartNumberingAfterBreak="0">
+    <w:nsid w:val="29F25166"/>
+    <w:multiLevelType w:val="hybridMultilevel"/>
+    <w:tmpl w:val="0FA4690A"/>
+    <w:lvl w:ilvl="0" w:tplc="1BD40930">
+      <w:start w:val="1"/>
+      <w:numFmt w:val="decimal"/>
+      <w:lvlText w:val="%1."/>
+      <w:lvlJc w:val="left"/>
+      <w:pPr>
+        <w:ind w:left="233"/>
+      </w:pPr>
+      <w:rPr>
+        <w:rFonts w:ascii="Arial" w:eastAsia="Arial" w:hAnsi="Arial" w:cs="Arial"/>
+        <w:b w:val="0"/>
+        <w:i w:val="0"/>
+        <w:strike w:val="0"/>
+        <w:dstrike w:val="0"/>
+        <w:color w:val="000000"/>
+        <w:sz w:val="21"/>
+        <w:szCs w:val="21"/>
+        <w:u w:val="none" w:color="000000"/>
+        <w:bdr w:val="none" w:sz="0" w:space="0" w:color="auto"/>
+        <w:shd w:val="clear" w:color="auto" w:fill="auto"/>
+        <w:vertAlign w:val="baseline"/>
+      </w:rPr>
+    </w:lvl>
+    <w:lvl w:ilvl="1" w:tplc="BBF649DE">
+      <w:start w:val="1"/>
+      <w:numFmt w:val="lowerLetter"/>
+      <w:lvlText w:val="%2"/>
+      <w:lvlJc w:val="left"/>
+      <w:pPr>
+        <w:ind w:left="1080"/>
+      </w:pPr>
+      <w:rPr>
+        <w:rFonts w:ascii="Arial" w:eastAsia="Arial" w:hAnsi="Arial" w:cs="Arial"/>
+        <w:b w:val="0"/>
+        <w:i w:val="0"/>
+        <w:strike w:val="0"/>
+        <w:dstrike w:val="0"/>
+        <w:color w:val="000000"/>
+        <w:sz w:val="21"/>
+        <w:szCs w:val="21"/>
+        <w:u w:val="none" w:color="000000"/>
+        <w:bdr w:val="none" w:sz="0" w:space="0" w:color="auto"/>
+        <w:shd w:val="clear" w:color="auto" w:fill="auto"/>
+        <w:vertAlign w:val="baseline"/>
+      </w:rPr>
+    </w:lvl>
+    <w:lvl w:ilvl="2" w:tplc="30FE03C6">
+      <w:start w:val="1"/>
+      <w:numFmt w:val="lowerRoman"/>
+      <w:lvlText w:val="%3"/>
+      <w:lvlJc w:val="left"/>
+      <w:pPr>
+        <w:ind w:left="1800"/>
+      </w:pPr>
+      <w:rPr>
+        <w:rFonts w:ascii="Arial" w:eastAsia="Arial" w:hAnsi="Arial" w:cs="Arial"/>
+        <w:b w:val="0"/>
+        <w:i w:val="0"/>
+        <w:strike w:val="0"/>
+        <w:dstrike w:val="0"/>
+        <w:color w:val="000000"/>
+        <w:sz w:val="21"/>
+        <w:szCs w:val="21"/>
+        <w:u w:val="none" w:color="000000"/>
+        <w:bdr w:val="none" w:sz="0" w:space="0" w:color="auto"/>
+        <w:shd w:val="clear" w:color="auto" w:fill="auto"/>
+        <w:vertAlign w:val="baseline"/>
+      </w:rPr>
+    </w:lvl>
+    <w:lvl w:ilvl="3" w:tplc="1980A576">
+      <w:start w:val="1"/>
+      <w:numFmt w:val="decimal"/>
+      <w:lvlText w:val="%4"/>
+      <w:lvlJc w:val="left"/>
+      <w:pPr>
+        <w:ind w:left="2520"/>
+      </w:pPr>
+      <w:rPr>
+        <w:rFonts w:ascii="Arial" w:eastAsia="Arial" w:hAnsi="Arial" w:cs="Arial"/>
+        <w:b w:val="0"/>
+        <w:i w:val="0"/>
+        <w:strike w:val="0"/>
+        <w:dstrike w:val="0"/>
+        <w:color w:val="000000"/>
+        <w:sz w:val="21"/>
+        <w:szCs w:val="21"/>
+        <w:u w:val="none" w:color="000000"/>
+        <w:bdr w:val="none" w:sz="0" w:space="0" w:color="auto"/>
+        <w:shd w:val="clear" w:color="auto" w:fill="auto"/>
+        <w:vertAlign w:val="baseline"/>
+      </w:rPr>
+    </w:lvl>
+    <w:lvl w:ilvl="4" w:tplc="53C0705E">
+      <w:start w:val="1"/>
+      <w:numFmt w:val="lowerLetter"/>
+      <w:lvlText w:val="%5"/>
+      <w:lvlJc w:val="left"/>
+      <w:pPr>
+        <w:ind w:left="3240"/>
+      </w:pPr>
+      <w:rPr>
+        <w:rFonts w:ascii="Arial" w:eastAsia="Arial" w:hAnsi="Arial" w:cs="Arial"/>
+        <w:b w:val="0"/>
+        <w:i w:val="0"/>
+        <w:strike w:val="0"/>
+        <w:dstrike w:val="0"/>
+        <w:color w:val="000000"/>
+        <w:sz w:val="21"/>
+        <w:szCs w:val="21"/>
+        <w:u w:val="none" w:color="000000"/>
+        <w:bdr w:val="none" w:sz="0" w:space="0" w:color="auto"/>
+        <w:shd w:val="clear" w:color="auto" w:fill="auto"/>
+        <w:vertAlign w:val="baseline"/>
+      </w:rPr>
+    </w:lvl>
+    <w:lvl w:ilvl="5" w:tplc="2B0CC6A2">
+      <w:start w:val="1"/>
+      <w:numFmt w:val="lowerRoman"/>
+      <w:lvlText w:val="%6"/>
+      <w:lvlJc w:val="left"/>
+      <w:pPr>
+        <w:ind w:left="3960"/>
+      </w:pPr>
+      <w:rPr>
+        <w:rFonts w:ascii="Arial" w:eastAsia="Arial" w:hAnsi="Arial" w:cs="Arial"/>
+        <w:b w:val="0"/>
+        <w:i w:val="0"/>
+        <w:strike w:val="0"/>
+        <w:dstrike w:val="0"/>
+        <w:color w:val="000000"/>
+        <w:sz w:val="21"/>
+        <w:szCs w:val="21"/>
+        <w:u w:val="none" w:color="000000"/>
+        <w:bdr w:val="none" w:sz="0" w:space="0" w:color="auto"/>
+        <w:shd w:val="clear" w:color="auto" w:fill="auto"/>
+        <w:vertAlign w:val="baseline"/>
+      </w:rPr>
+    </w:lvl>
+    <w:lvl w:ilvl="6" w:tplc="B30AF2DA">
+      <w:start w:val="1"/>
+      <w:numFmt w:val="decimal"/>
+      <w:lvlText w:val="%7"/>
+      <w:lvlJc w:val="left"/>
+      <w:pPr>
+        <w:ind w:left="4680"/>
+      </w:pPr>
+      <w:rPr>
+        <w:rFonts w:ascii="Arial" w:eastAsia="Arial" w:hAnsi="Arial" w:cs="Arial"/>
+        <w:b w:val="0"/>
+        <w:i w:val="0"/>
+        <w:strike w:val="0"/>
+        <w:dstrike w:val="0"/>
+        <w:color w:val="000000"/>
+        <w:sz w:val="21"/>
+        <w:szCs w:val="21"/>
+        <w:u w:val="none" w:color="000000"/>
+        <w:bdr w:val="none" w:sz="0" w:space="0" w:color="auto"/>
+        <w:shd w:val="clear" w:color="auto" w:fill="auto"/>
+        <w:vertAlign w:val="baseline"/>
+      </w:rPr>
+    </w:lvl>
+    <w:lvl w:ilvl="7" w:tplc="2C168EA8">
+      <w:start w:val="1"/>
+      <w:numFmt w:val="lowerLetter"/>
+      <w:lvlText w:val="%8"/>
+      <w:lvlJc w:val="left"/>
+      <w:pPr>
+        <w:ind w:left="5400"/>
+      </w:pPr>
+      <w:rPr>
+        <w:rFonts w:ascii="Arial" w:eastAsia="Arial" w:hAnsi="Arial" w:cs="Arial"/>
+        <w:b w:val="0"/>
+        <w:i w:val="0"/>
+        <w:strike w:val="0"/>
+        <w:dstrike w:val="0"/>
+        <w:color w:val="000000"/>
+        <w:sz w:val="21"/>
+        <w:szCs w:val="21"/>
+        <w:u w:val="none" w:color="000000"/>
+        <w:bdr w:val="none" w:sz="0" w:space="0" w:color="auto"/>
+        <w:shd w:val="clear" w:color="auto" w:fill="auto"/>
+        <w:vertAlign w:val="baseline"/>
+      </w:rPr>
+    </w:lvl>
+    <w:lvl w:ilvl="8" w:tplc="59BCF70A">
+      <w:start w:val="1"/>
+      <w:numFmt w:val="lowerRoman"/>
+      <w:lvlText w:val="%9"/>
+      <w:lvlJc w:val="left"/>
+      <w:pPr>
+        <w:ind w:left="6120"/>
+      </w:pPr>
+      <w:rPr>
+        <w:rFonts w:ascii="Arial" w:eastAsia="Arial" w:hAnsi="Arial" w:cs="Arial"/>
+        <w:b w:val="0"/>
+        <w:i w:val="0"/>
+        <w:strike w:val="0"/>
+        <w:dstrike w:val="0"/>
+        <w:color w:val="000000"/>
+        <w:sz w:val="21"/>
+        <w:szCs w:val="21"/>
+        <w:u w:val="none" w:color="000000"/>
+        <w:bdr w:val="none" w:sz="0" w:space="0" w:color="auto"/>
+        <w:shd w:val="clear" w:color="auto" w:fill="auto"/>
+        <w:vertAlign w:val="baseline"/>
+      </w:rPr>
+    </w:lvl>
+  </w:abstractNum>
+  <w:abstractNum w:abstractNumId="2" w15:restartNumberingAfterBreak="0">
     <w:nsid w:val="6D12216C"/>
     <w:multiLevelType w:val="hybridMultilevel"/>
     <w:tmpl w:val="C5329EEE"/>
@@ -1516,10 +1901,13 @@
     </w:lvl>
   </w:abstractNum>
   <w:num w:numId="1">
-    <w:abstractNumId w:val="0"/>
+    <w:abstractNumId w:val="1"/>
   </w:num>
   <w:num w:numId="2">
-    <w:abstractNumId w:val="1"/>
+    <w:abstractNumId w:val="2"/>
+  </w:num>
+  <w:num w:numId="3">
+    <w:abstractNumId w:val="0"/>
   </w:num>
 </w:numbering>
 </file>
@@ -1917,6 +2305,7 @@
   <w:style w:type="paragraph" w:default="1" w:styleId="a">
     <w:name w:val="Normal"/>
     <w:qFormat/>
+    <w:rsid w:val="00A875EE"/>
     <w:pPr>
       <w:spacing w:after="130" w:line="269" w:lineRule="auto"/>
       <w:ind w:left="10" w:hanging="10"/>
@@ -2018,6 +2407,17 @@
       <w:color w:val="1F4D78"/>
       <w:sz w:val="30"/>
     </w:rPr>
+  </w:style>
+  <w:style w:type="paragraph" w:styleId="a3">
+    <w:name w:val="List Paragraph"/>
+    <w:basedOn w:val="a"/>
+    <w:uiPriority w:val="34"/>
+    <w:qFormat/>
+    <w:rsid w:val="00A875EE"/>
+    <w:pPr>
+      <w:ind w:left="720"/>
+      <w:contextualSpacing/>
+    </w:pPr>
   </w:style>
 </w:styles>
 </file>
